--- a/docs/Dynamic Preference-Aware Route Ranking from User History and Temporal Context.docx
+++ b/docs/Dynamic Preference-Aware Route Ranking from User History and Temporal Context.docx
@@ -585,7 +585,7 @@
     <w:p>
       <w:r>
         <w:pict w14:anchorId="5D6D1D67">
-          <v:rect id="_x0000_i1621" style="width:0;height:1.5pt" o:hralign="center" o:hrstd="t" o:hr="t" fillcolor="#a0a0a0" stroked="f"/>
+          <v:rect id="_x0000_i1025" style="width:0;height:1.5pt" o:hralign="center" o:hrstd="t" o:hr="t" fillcolor="#a0a0a0" stroked="f"/>
         </w:pict>
       </w:r>
     </w:p>
@@ -698,7 +698,7 @@
     <w:p>
       <w:r>
         <w:pict w14:anchorId="3E0DF014">
-          <v:rect id="_x0000_i1622" style="width:0;height:1.5pt" o:hralign="center" o:hrstd="t" o:hr="t" fillcolor="#a0a0a0" stroked="f"/>
+          <v:rect id="_x0000_i1026" style="width:0;height:1.5pt" o:hralign="center" o:hrstd="t" o:hr="t" fillcolor="#a0a0a0" stroked="f"/>
         </w:pict>
       </w:r>
     </w:p>
@@ -859,7 +859,7 @@
     <w:p>
       <w:r>
         <w:pict w14:anchorId="5D9FFD2D">
-          <v:rect id="_x0000_i1624" style="width:0;height:1.5pt" o:hralign="center" o:hrstd="t" o:hr="t" fillcolor="#a0a0a0" stroked="f"/>
+          <v:rect id="_x0000_i1027" style="width:0;height:1.5pt" o:hralign="center" o:hrstd="t" o:hr="t" fillcolor="#a0a0a0" stroked="f"/>
         </w:pict>
       </w:r>
     </w:p>
@@ -978,6 +978,20 @@
       <w:r>
         <w:br/>
         <w:t>Rank candidate routes using profile-based, prompt-based, or hybrid scoring.</w:t>
+      </w:r>
+    </w:p>
+    <w:p/>
+    <w:p/>
+    <w:p>
+      <w:r>
+        <w:lastRenderedPageBreak/>
+        <w:t>OSM public GPS trace data is used as an OSM-native historical movement signal. Since public trackpoint data may not expose clean per-user route histories, movement segments are reconstructed using temporal and spatial continuity heuristics and used as pseudo-history profiles for preliminary evaluation.</w:t>
+      </w:r>
+    </w:p>
+    <w:p/>
+    <w:p>
+      <w:r>
+        <w:t>The OSM trace pipeline successfully retrieved and segmented timestamped public GPS data, reconstructed route-level features, and produced usable ranking metrics. However, the current map-matching/reconstruction stage overestimates route distance, with a median route-to-trace distance ratio of 2.15, slightly above the prototype threshold of 2.0. Therefore, the ranking results are promising, but the segment reconstruction quality needs refinement before treating the data as fully reliable.</w:t>
       </w:r>
     </w:p>
     <w:sectPr>
